--- a/data/ai_paras/AI_para_61.docx
+++ b/data/ai_paras/AI_para_61.docx
@@ -4,7 +4,7 @@
   <w:body>
     <w:p>
       <w:r>
-        <w:t>Implementing the Principle of Least Privilege in both cloud environments and on-premise IT security frameworks offers numerous benefits, primarily by reducing the risk of data breaches. By ensuring that users have only the necessary permissions, organizations minimize opportunities for unauthorized access, thereby enhancing their security posture (Ref-f974048). This principle also supports improved compliance with regulatory requirements, as it aligns with data protection laws that mandate minimal data access. In cloud environments, least privilege implementation is particularly critical due to the dynamic nature of cloud resources and the potential for rapid scaling, which can inadvertently expand access permissions. Therefore, maintaining strict access controls through this principle not only bolsters security but also aids in meeting legal obligations and protecting sensitive information across diverse IT infrastructures (Ref-f974048).</w:t>
+        <w:t>Inappropriate access to data can lead to a multitude of security issues, including breaches that compromise sensitive information and threaten organizational integrity. When users are granted access beyond their immediate needs, the likelihood of data integrity problems increases, as unauthorized modifications may occur (Ref-u930431). Furthermore, such scenarios can lead to significant legal and policy violations, especially in regulated industries where compliance with data protection laws is mandatory. The healthcare sector, for instance, has witnessed numerous breaches resulting from inadequate access controls, underscoring the potential risks associated with improper access management (Ref-u930431). To mitigate these risks, organizations must ensure that access rights are carefully managed and regularly reviewed to prevent unauthorized access and maintain robust security practices.</w:t>
       </w:r>
     </w:p>
     <w:sectPr>
